--- a/nss-content-FINAL.docx
+++ b/nss-content-FINAL.docx
@@ -1936,8 +1936,8 @@
         <w:tblLook w:val="04A0" w:firstRow="1" w:lastRow="0" w:firstColumn="1" w:lastColumn="0" w:noHBand="0" w:noVBand="1"/>
       </w:tblPr>
       <w:tblGrid>
-        <w:gridCol w:w="3227"/>
-        <w:gridCol w:w="6015"/>
+        <w:gridCol w:w="3179"/>
+        <w:gridCol w:w="5837"/>
       </w:tblGrid>
       <w:tr>
         <w:trPr>
@@ -3020,6 +3020,7 @@
           <w:u w:val="single"/>
           <w:lang w:val="en-IN" w:eastAsia="en-IN"/>
         </w:rPr>
+        <w:lastRenderedPageBreak/>
         <w:drawing>
           <wp:anchor distT="0" distB="0" distL="114300" distR="114300" simplePos="0" relativeHeight="251666432" behindDoc="1" locked="0" layoutInCell="1" allowOverlap="1">
             <wp:simplePos x="0" y="0"/>
@@ -3248,7 +3249,7 @@
           <w:lang w:val="en-IN" w:eastAsia="en-IN"/>
         </w:rPr>
         <w:drawing>
-          <wp:anchor distT="0" distB="0" distL="114300" distR="114300" simplePos="0" relativeHeight="251667456" behindDoc="0" locked="0" layoutInCell="1" allowOverlap="1">
+          <wp:anchor distT="0" distB="0" distL="114300" distR="114300" simplePos="0" relativeHeight="251667456" behindDoc="0" locked="0" layoutInCell="1" allowOverlap="1" wp14:anchorId="6E8F153D" wp14:editId="022EBC60">
             <wp:simplePos x="0" y="0"/>
             <wp:positionH relativeFrom="column">
               <wp:posOffset>19050</wp:posOffset>
@@ -3314,6 +3315,19 @@
           <w:szCs w:val="24"/>
         </w:rPr>
       </w:pPr>
+    </w:p>
+    <w:p>
+      <w:pPr>
+        <w:pStyle w:val="Normal1"/>
+        <w:spacing w:before="240" w:after="240" w:line="360" w:lineRule="auto"/>
+        <w:ind w:firstLine="720"/>
+        <w:jc w:val="both"/>
+        <w:rPr>
+          <w:rFonts w:ascii="Times New Roman" w:eastAsia="Times New Roman" w:hAnsi="Times New Roman" w:cs="Times New Roman"/>
+          <w:sz w:val="24"/>
+          <w:szCs w:val="24"/>
+        </w:rPr>
+      </w:pPr>
       <w:r>
         <w:rPr>
           <w:rFonts w:ascii="Times New Roman" w:eastAsia="Times New Roman" w:hAnsi="Times New Roman" w:cs="Times New Roman"/>
@@ -3324,16 +3338,78 @@
         </w:rPr>
         <w:lastRenderedPageBreak/>
         <w:drawing>
-          <wp:anchor distT="0" distB="0" distL="114300" distR="114300" simplePos="0" relativeHeight="251662336" behindDoc="1" locked="0" layoutInCell="1" allowOverlap="1">
+          <wp:anchor distT="0" distB="0" distL="114300" distR="114300" simplePos="0" relativeHeight="251661312" behindDoc="0" locked="0" layoutInCell="1" allowOverlap="1" wp14:anchorId="366C5114" wp14:editId="746F3B9D">
             <wp:simplePos x="0" y="0"/>
             <wp:positionH relativeFrom="margin">
-              <wp:posOffset>2550795</wp:posOffset>
+              <wp:posOffset>-373380</wp:posOffset>
             </wp:positionH>
             <wp:positionV relativeFrom="paragraph">
-              <wp:posOffset>-199390</wp:posOffset>
+              <wp:posOffset>-352425</wp:posOffset>
+            </wp:positionV>
+            <wp:extent cx="3005455" cy="4270375"/>
+            <wp:effectExtent l="0" t="0" r="4445" b="0"/>
+            <wp:wrapNone/>
+            <wp:docPr id="11" name="Picture 11"/>
+            <wp:cNvGraphicFramePr>
+              <a:graphicFrameLocks xmlns:a="http://schemas.openxmlformats.org/drawingml/2006/main" noChangeAspect="1"/>
+            </wp:cNvGraphicFramePr>
+            <a:graphic xmlns:a="http://schemas.openxmlformats.org/drawingml/2006/main">
+              <a:graphicData uri="http://schemas.openxmlformats.org/drawingml/2006/picture">
+                <pic:pic xmlns:pic="http://schemas.openxmlformats.org/drawingml/2006/picture">
+                  <pic:nvPicPr>
+                    <pic:cNvPr id="0" name="Picture 11"/>
+                    <pic:cNvPicPr>
+                      <a:picLocks noChangeAspect="1" noChangeArrowheads="1"/>
+                    </pic:cNvPicPr>
+                  </pic:nvPicPr>
+                  <pic:blipFill>
+                    <a:blip r:embed="rId15" cstate="print"/>
+                    <a:srcRect l="674" r="705"/>
+                    <a:stretch>
+                      <a:fillRect/>
+                    </a:stretch>
+                  </pic:blipFill>
+                  <pic:spPr bwMode="auto">
+                    <a:xfrm>
+                      <a:off x="0" y="0"/>
+                      <a:ext cx="3005455" cy="4270375"/>
+                    </a:xfrm>
+                    <a:prstGeom prst="rect">
+                      <a:avLst/>
+                    </a:prstGeom>
+                    <a:noFill/>
+                    <a:ln w="9525">
+                      <a:noFill/>
+                      <a:miter lim="800000"/>
+                      <a:headEnd/>
+                      <a:tailEnd/>
+                    </a:ln>
+                  </pic:spPr>
+                </pic:pic>
+              </a:graphicData>
+            </a:graphic>
+          </wp:anchor>
+        </w:drawing>
+      </w:r>
+      <w:r>
+        <w:rPr>
+          <w:rFonts w:ascii="Times New Roman" w:eastAsia="Times New Roman" w:hAnsi="Times New Roman" w:cs="Times New Roman"/>
+          <w:noProof/>
+          <w:sz w:val="24"/>
+          <w:szCs w:val="24"/>
+          <w:lang w:val="en-IN" w:eastAsia="en-IN"/>
+        </w:rPr>
+        <w:drawing>
+          <wp:anchor distT="0" distB="0" distL="114300" distR="114300" simplePos="0" relativeHeight="251662336" behindDoc="1" locked="0" layoutInCell="1" allowOverlap="1" wp14:anchorId="2EFA193A" wp14:editId="4BA68396">
+            <wp:simplePos x="0" y="0"/>
+            <wp:positionH relativeFrom="margin">
+              <wp:posOffset>2545715</wp:posOffset>
+            </wp:positionH>
+            <wp:positionV relativeFrom="paragraph">
+              <wp:posOffset>-352425</wp:posOffset>
             </wp:positionV>
             <wp:extent cx="3568065" cy="4008755"/>
-            <wp:effectExtent l="19050" t="0" r="0" b="0"/>
+            <wp:effectExtent l="0" t="0" r="0" b="0"/>
             <wp:wrapNone/>
             <wp:docPr id="14" name="Picture 14"/>
             <wp:cNvGraphicFramePr>
@@ -3349,7 +3425,7 @@
                     </pic:cNvPicPr>
                   </pic:nvPicPr>
                   <pic:blipFill>
-                    <a:blip r:embed="rId15" cstate="print"/>
+                    <a:blip r:embed="rId16" cstate="print"/>
                     <a:srcRect r="578"/>
                     <a:stretch>
                       <a:fillRect/>
@@ -3377,68 +3453,6 @@
           </wp:anchor>
         </w:drawing>
       </w:r>
-      <w:r>
-        <w:rPr>
-          <w:rFonts w:ascii="Times New Roman" w:eastAsia="Times New Roman" w:hAnsi="Times New Roman" w:cs="Times New Roman"/>
-          <w:noProof/>
-          <w:sz w:val="24"/>
-          <w:szCs w:val="24"/>
-          <w:lang w:val="en-IN" w:eastAsia="en-IN"/>
-        </w:rPr>
-        <w:drawing>
-          <wp:anchor distT="0" distB="0" distL="114300" distR="114300" simplePos="0" relativeHeight="251661312" behindDoc="0" locked="0" layoutInCell="1" allowOverlap="1">
-            <wp:simplePos x="0" y="0"/>
-            <wp:positionH relativeFrom="margin">
-              <wp:posOffset>-368300</wp:posOffset>
-            </wp:positionH>
-            <wp:positionV relativeFrom="paragraph">
-              <wp:posOffset>-199390</wp:posOffset>
-            </wp:positionV>
-            <wp:extent cx="3005455" cy="4270375"/>
-            <wp:effectExtent l="19050" t="0" r="4445" b="0"/>
-            <wp:wrapNone/>
-            <wp:docPr id="11" name="Picture 11"/>
-            <wp:cNvGraphicFramePr>
-              <a:graphicFrameLocks xmlns:a="http://schemas.openxmlformats.org/drawingml/2006/main" noChangeAspect="1"/>
-            </wp:cNvGraphicFramePr>
-            <a:graphic xmlns:a="http://schemas.openxmlformats.org/drawingml/2006/main">
-              <a:graphicData uri="http://schemas.openxmlformats.org/drawingml/2006/picture">
-                <pic:pic xmlns:pic="http://schemas.openxmlformats.org/drawingml/2006/picture">
-                  <pic:nvPicPr>
-                    <pic:cNvPr id="0" name="Picture 11"/>
-                    <pic:cNvPicPr>
-                      <a:picLocks noChangeAspect="1" noChangeArrowheads="1"/>
-                    </pic:cNvPicPr>
-                  </pic:nvPicPr>
-                  <pic:blipFill>
-                    <a:blip r:embed="rId16" cstate="print"/>
-                    <a:srcRect l="674" r="705"/>
-                    <a:stretch>
-                      <a:fillRect/>
-                    </a:stretch>
-                  </pic:blipFill>
-                  <pic:spPr bwMode="auto">
-                    <a:xfrm>
-                      <a:off x="0" y="0"/>
-                      <a:ext cx="3005455" cy="4270375"/>
-                    </a:xfrm>
-                    <a:prstGeom prst="rect">
-                      <a:avLst/>
-                    </a:prstGeom>
-                    <a:noFill/>
-                    <a:ln w="9525">
-                      <a:noFill/>
-                      <a:miter lim="800000"/>
-                      <a:headEnd/>
-                      <a:tailEnd/>
-                    </a:ln>
-                  </pic:spPr>
-                </pic:pic>
-              </a:graphicData>
-            </a:graphic>
-          </wp:anchor>
-        </w:drawing>
-      </w:r>
     </w:p>
     <w:p>
       <w:pPr>
@@ -3465,19 +3479,8 @@
           <w:szCs w:val="24"/>
         </w:rPr>
       </w:pPr>
-    </w:p>
-    <w:p>
-      <w:pPr>
-        <w:pStyle w:val="Normal1"/>
-        <w:spacing w:before="240" w:after="240" w:line="360" w:lineRule="auto"/>
-        <w:ind w:firstLine="720"/>
-        <w:jc w:val="both"/>
-        <w:rPr>
-          <w:rFonts w:ascii="Times New Roman" w:eastAsia="Times New Roman" w:hAnsi="Times New Roman" w:cs="Times New Roman"/>
-          <w:sz w:val="24"/>
-          <w:szCs w:val="24"/>
-        </w:rPr>
-      </w:pPr>
+      <w:bookmarkStart w:id="3" w:name="_GoBack"/>
+      <w:bookmarkEnd w:id="3"/>
     </w:p>
     <w:p>
       <w:pPr>
@@ -3679,7 +3682,6 @@
           <w:szCs w:val="28"/>
           <w:u w:val="single"/>
         </w:rPr>
-        <w:lastRenderedPageBreak/>
         <w:t>3.4.CODE DESIGN</w:t>
       </w:r>
     </w:p>
@@ -3702,6 +3704,7 @@
           <w:sz w:val="24"/>
           <w:szCs w:val="24"/>
         </w:rPr>
+        <w:lastRenderedPageBreak/>
         <w:t xml:space="preserve">The code design of the </w:t>
       </w:r>
       <w:r>
@@ -4023,7 +4026,6 @@
           <w:szCs w:val="28"/>
           <w:u w:val="single"/>
         </w:rPr>
-        <w:lastRenderedPageBreak/>
         <w:t>3.5.SYSTEM DEVELOPMENT</w:t>
       </w:r>
       <w:r>
@@ -4055,8 +4057,8 @@
           <w:szCs w:val="26"/>
         </w:rPr>
       </w:pPr>
-      <w:bookmarkStart w:id="3" w:name="_fliltg9x6l17" w:colFirst="0" w:colLast="0"/>
-      <w:bookmarkEnd w:id="3"/>
+      <w:bookmarkStart w:id="4" w:name="_fliltg9x6l17" w:colFirst="0" w:colLast="0"/>
+      <w:bookmarkEnd w:id="4"/>
       <w:r>
         <w:rPr>
           <w:rFonts w:ascii="Times New Roman" w:eastAsia="Times New Roman" w:hAnsi="Times New Roman" w:cs="Times New Roman"/>
@@ -4066,6 +4068,7 @@
           <w:sz w:val="26"/>
           <w:szCs w:val="26"/>
         </w:rPr>
+        <w:lastRenderedPageBreak/>
         <w:t>Requirement Analysis</w:t>
       </w:r>
     </w:p>
@@ -4108,8 +4111,8 @@
           <w:szCs w:val="26"/>
         </w:rPr>
       </w:pPr>
-      <w:bookmarkStart w:id="4" w:name="_b2n2y51htz3h" w:colFirst="0" w:colLast="0"/>
-      <w:bookmarkEnd w:id="4"/>
+      <w:bookmarkStart w:id="5" w:name="_b2n2y51htz3h" w:colFirst="0" w:colLast="0"/>
+      <w:bookmarkEnd w:id="5"/>
       <w:r>
         <w:rPr>
           <w:rFonts w:ascii="Times New Roman" w:eastAsia="Times New Roman" w:hAnsi="Times New Roman" w:cs="Times New Roman"/>
@@ -4161,8 +4164,8 @@
           <w:szCs w:val="26"/>
         </w:rPr>
       </w:pPr>
-      <w:bookmarkStart w:id="5" w:name="_xacw1o32r30f" w:colFirst="0" w:colLast="0"/>
-      <w:bookmarkEnd w:id="5"/>
+      <w:bookmarkStart w:id="6" w:name="_xacw1o32r30f" w:colFirst="0" w:colLast="0"/>
+      <w:bookmarkEnd w:id="6"/>
       <w:r>
         <w:rPr>
           <w:rFonts w:ascii="Times New Roman" w:eastAsia="Times New Roman" w:hAnsi="Times New Roman" w:cs="Times New Roman"/>
@@ -4308,8 +4311,8 @@
           <w:szCs w:val="26"/>
         </w:rPr>
       </w:pPr>
-      <w:bookmarkStart w:id="6" w:name="_k9bzh5ed7q22" w:colFirst="0" w:colLast="0"/>
-      <w:bookmarkEnd w:id="6"/>
+      <w:bookmarkStart w:id="7" w:name="_k9bzh5ed7q22" w:colFirst="0" w:colLast="0"/>
+      <w:bookmarkEnd w:id="7"/>
       <w:r>
         <w:rPr>
           <w:rFonts w:ascii="Times New Roman" w:eastAsia="Times New Roman" w:hAnsi="Times New Roman" w:cs="Times New Roman"/>
@@ -4368,7 +4371,6 @@
           <w:szCs w:val="24"/>
           <w:u w:val="single"/>
         </w:rPr>
-        <w:lastRenderedPageBreak/>
         <w:t>3.5</w:t>
       </w:r>
       <w:r>
@@ -4438,6 +4440,7 @@
           <w:sz w:val="24"/>
           <w:szCs w:val="24"/>
         </w:rPr>
+        <w:lastRenderedPageBreak/>
         <w:t>Role-Based Access Control (RBAC):</w:t>
       </w:r>
       <w:r>
@@ -6908,7 +6911,7 @@
                     </pic:cNvPicPr>
                   </pic:nvPicPr>
                   <pic:blipFill>
-                    <a:blip r:embed="rId15" cstate="print"/>
+                    <a:blip r:embed="rId16" cstate="print"/>
                     <a:srcRect r="578"/>
                     <a:stretch>
                       <a:fillRect/>
@@ -6969,7 +6972,7 @@
                     </pic:cNvPicPr>
                   </pic:nvPicPr>
                   <pic:blipFill>
-                    <a:blip r:embed="rId16" cstate="print"/>
+                    <a:blip r:embed="rId15" cstate="print"/>
                     <a:srcRect l="674" r="705"/>
                     <a:stretch>
                       <a:fillRect/>
@@ -7353,8 +7356,8 @@
           <w:u w:val="single"/>
         </w:rPr>
       </w:pPr>
-      <w:bookmarkStart w:id="7" w:name="_lwo4qu1r5ly" w:colFirst="0" w:colLast="0"/>
-      <w:bookmarkEnd w:id="7"/>
+      <w:bookmarkStart w:id="8" w:name="_lwo4qu1r5ly" w:colFirst="0" w:colLast="0"/>
+      <w:bookmarkEnd w:id="8"/>
       <w:r>
         <w:rPr>
           <w:rFonts w:ascii="Bookman Old Style" w:eastAsia="Bookman Old Style" w:hAnsi="Bookman Old Style" w:cs="Bookman Old Style"/>
@@ -7404,8 +7407,8 @@
           <w:u w:val="single"/>
         </w:rPr>
       </w:pPr>
-      <w:bookmarkStart w:id="8" w:name="_wjrta6e56wkk" w:colFirst="0" w:colLast="0"/>
-      <w:bookmarkEnd w:id="8"/>
+      <w:bookmarkStart w:id="9" w:name="_wjrta6e56wkk" w:colFirst="0" w:colLast="0"/>
+      <w:bookmarkEnd w:id="9"/>
       <w:r>
         <w:rPr>
           <w:rFonts w:ascii="Bookman Old Style" w:eastAsia="Bookman Old Style" w:hAnsi="Bookman Old Style" w:cs="Bookman Old Style"/>
@@ -7455,8 +7458,8 @@
           <w:u w:val="single"/>
         </w:rPr>
       </w:pPr>
-      <w:bookmarkStart w:id="9" w:name="_waxtqwrtbx3a" w:colFirst="0" w:colLast="0"/>
-      <w:bookmarkEnd w:id="9"/>
+      <w:bookmarkStart w:id="10" w:name="_waxtqwrtbx3a" w:colFirst="0" w:colLast="0"/>
+      <w:bookmarkEnd w:id="10"/>
       <w:r>
         <w:rPr>
           <w:rFonts w:ascii="Bookman Old Style" w:eastAsia="Bookman Old Style" w:hAnsi="Bookman Old Style" w:cs="Bookman Old Style"/>
@@ -7523,6 +7526,7 @@
           <w:szCs w:val="24"/>
           <w:lang w:val="en-IN" w:eastAsia="en-IN"/>
         </w:rPr>
+        <w:lastRenderedPageBreak/>
         <w:drawing>
           <wp:anchor distT="0" distB="0" distL="114300" distR="114300" simplePos="0" relativeHeight="251685888" behindDoc="0" locked="0" layoutInCell="1" allowOverlap="1">
             <wp:simplePos x="0" y="0"/>
@@ -7655,8 +7659,8 @@
           <w:szCs w:val="24"/>
         </w:rPr>
       </w:pPr>
-      <w:bookmarkStart w:id="10" w:name="_kzdzz2jziqrm" w:colFirst="0" w:colLast="0"/>
-      <w:bookmarkEnd w:id="10"/>
+      <w:bookmarkStart w:id="11" w:name="_kzdzz2jziqrm" w:colFirst="0" w:colLast="0"/>
+      <w:bookmarkEnd w:id="11"/>
     </w:p>
     <w:p>
       <w:pPr>
@@ -7674,8 +7678,8 @@
           <w:u w:val="single"/>
         </w:rPr>
       </w:pPr>
-      <w:bookmarkStart w:id="11" w:name="_lqtkqkr0i57p" w:colFirst="0" w:colLast="0"/>
-      <w:bookmarkEnd w:id="11"/>
+      <w:bookmarkStart w:id="12" w:name="_lqtkqkr0i57p" w:colFirst="0" w:colLast="0"/>
+      <w:bookmarkEnd w:id="12"/>
       <w:r>
         <w:rPr>
           <w:rFonts w:ascii="Bookman Old Style" w:eastAsia="Bookman Old Style" w:hAnsi="Bookman Old Style" w:cs="Bookman Old Style"/>
@@ -7931,8 +7935,8 @@
           <w:u w:val="single"/>
         </w:rPr>
       </w:pPr>
-      <w:bookmarkStart w:id="12" w:name="_vrn3nq7395or" w:colFirst="0" w:colLast="0"/>
-      <w:bookmarkEnd w:id="12"/>
+      <w:bookmarkStart w:id="13" w:name="_vrn3nq7395or" w:colFirst="0" w:colLast="0"/>
+      <w:bookmarkEnd w:id="13"/>
       <w:r>
         <w:rPr>
           <w:rFonts w:ascii="Bookman Old Style" w:eastAsia="Bookman Old Style" w:hAnsi="Bookman Old Style" w:cs="Bookman Old Style"/>
@@ -8055,7 +8059,7 @@
           <w:sz w:val="24"/>
           <w:szCs w:val="24"/>
         </w:rPr>
-        <w:t xml:space="preserve">. During this phase, the system is built using a structured approach where frontend, backend, and database components are developed and connected. </w:t>
+        <w:t xml:space="preserve">. During this phase, the system is built using a structured approach where frontend, backend, and database components are developed and connected. All </w:t>
       </w:r>
       <w:r>
         <w:rPr>
@@ -8064,7 +8068,7 @@
           <w:szCs w:val="24"/>
         </w:rPr>
         <w:lastRenderedPageBreak/>
-        <w:t>All features such as user authentication, volunteer management, event handling, and reporting are implemented based on the system design. Proper coding standards and validation techniques are followed to ensure accuracy and efficiency. Continuous testing is also carried out during this phase to identify and fix errors.</w:t>
+        <w:t>features such as user authentication, volunteer management, event handling, and reporting are implemented based on the system design. Proper coding standards and validation techniques are followed to ensure accuracy and efficiency. Continuous testing is also carried out during this phase to identify and fix errors.</w:t>
       </w:r>
     </w:p>
     <w:p>
@@ -8710,8 +8714,8 @@
           <w:color w:val="auto"/>
         </w:rPr>
       </w:pPr>
-      <w:bookmarkStart w:id="13" w:name="_esm1faui2co5" w:colFirst="0" w:colLast="0"/>
-      <w:bookmarkEnd w:id="13"/>
+      <w:bookmarkStart w:id="14" w:name="_esm1faui2co5" w:colFirst="0" w:colLast="0"/>
+      <w:bookmarkEnd w:id="14"/>
       <w:r>
         <w:rPr>
           <w:rFonts w:ascii="Bookman Old Style" w:eastAsia="Bookman Old Style" w:hAnsi="Bookman Old Style" w:cs="Bookman Old Style"/>
@@ -9066,8 +9070,8 @@
           <w:color w:val="auto"/>
         </w:rPr>
       </w:pPr>
-      <w:bookmarkStart w:id="14" w:name="_j0p3cno5ifjg" w:colFirst="0" w:colLast="0"/>
-      <w:bookmarkEnd w:id="14"/>
+      <w:bookmarkStart w:id="15" w:name="_j0p3cno5ifjg" w:colFirst="0" w:colLast="0"/>
+      <w:bookmarkEnd w:id="15"/>
       <w:r>
         <w:rPr>
           <w:rFonts w:ascii="Bookman Old Style" w:eastAsia="Bookman Old Style" w:hAnsi="Bookman Old Style" w:cs="Bookman Old Style"/>
@@ -15737,8 +15741,6 @@
           <w:color w:val="auto"/>
         </w:rPr>
       </w:pPr>
-      <w:bookmarkStart w:id="15" w:name="_GoBack"/>
-      <w:bookmarkEnd w:id="15"/>
     </w:p>
     <w:tbl>
       <w:tblPr>
@@ -15748,8 +15750,8 @@
         <w:tblLook w:val="04A0" w:firstRow="1" w:lastRow="0" w:firstColumn="1" w:lastColumn="0" w:noHBand="0" w:noVBand="1"/>
       </w:tblPr>
       <w:tblGrid>
-        <w:gridCol w:w="4618"/>
-        <w:gridCol w:w="4616"/>
+        <w:gridCol w:w="4549"/>
+        <w:gridCol w:w="4485"/>
       </w:tblGrid>
       <w:tr>
         <w:tc>
@@ -18033,7 +18035,7 @@
           <w:rPr>
             <w:noProof/>
           </w:rPr>
-          <w:t>33</w:t>
+          <w:t>9</w:t>
         </w:r>
         <w:r>
           <w:rPr>
@@ -20996,7 +20998,7 @@
 </file>
 
 <file path=customXml/itemProps1.xml><?xml version="1.0" encoding="utf-8"?>
-<ds:datastoreItem xmlns:ds="http://schemas.openxmlformats.org/officeDocument/2006/customXml" ds:itemID="{B2E4012E-0C38-4C6F-A11B-CB8667E628A0}">
+<ds:datastoreItem xmlns:ds="http://schemas.openxmlformats.org/officeDocument/2006/customXml" ds:itemID="{0769DD74-3470-41E7-9F63-B69796FAC638}">
   <ds:schemaRefs>
     <ds:schemaRef ds:uri="http://schemas.openxmlformats.org/officeDocument/2006/bibliography"/>
   </ds:schemaRefs>
